--- a/Template_Laporan_Praktikum_Pemrograman_Web (AutoRecovered).docx
+++ b/Template_Laporan_Praktikum_Pemrograman_Web (AutoRecovered).docx
@@ -1608,6 +1608,402 @@
             <w:tcW w:w="817" w:type="dxa"/>
           </w:tcPr>
           <w:p/>
+          <w:p/>
+        </w:tc>
+      </w:tr>
+      <w:tr>
+        <w:trPr>
+          <w:jc w:val="center"/>
+        </w:trPr>
+        <w:tc>
+          <w:tcPr>
+            <w:tcW w:w="562" w:type="dxa"/>
+          </w:tcPr>
+          <w:p>
+            <w:pPr>
+              <w:rPr>
+                <w:lang w:val="id-ID"/>
+              </w:rPr>
+            </w:pPr>
+            <w:r>
+              <w:rPr>
+                <w:lang w:val="id-ID"/>
+              </w:rPr>
+              <w:t>14</w:t>
+            </w:r>
+          </w:p>
+        </w:tc>
+        <w:tc>
+          <w:tcPr>
+            <w:tcW w:w="1174" w:type="dxa"/>
+          </w:tcPr>
+          <w:p>
+            <w:pPr>
+              <w:rPr>
+                <w:lang w:val="id-ID"/>
+              </w:rPr>
+            </w:pPr>
+            <w:r>
+              <w:rPr>
+                <w:lang w:val="id-ID"/>
+              </w:rPr>
+              <w:t>Membuat rute user</w:t>
+            </w:r>
+          </w:p>
+        </w:tc>
+        <w:tc>
+          <w:tcPr>
+            <w:tcW w:w="6077" w:type="dxa"/>
+          </w:tcPr>
+          <w:p>
+            <w:pPr>
+              <w:rPr>
+                <w:noProof/>
+              </w:rPr>
+            </w:pPr>
+            <w:r>
+              <w:rPr>
+                <w:noProof/>
+              </w:rPr>
+              <w:drawing>
+                <wp:inline distT="0" distB="0" distL="0" distR="0" wp14:anchorId="123D069B" wp14:editId="509CC808">
+                  <wp:extent cx="3238500" cy="1044641"/>
+                  <wp:effectExtent l="0" t="0" r="0" b="3175"/>
+                  <wp:docPr id="6" name="Picture 6"/>
+                  <wp:cNvGraphicFramePr>
+                    <a:graphicFrameLocks xmlns:a="http://schemas.openxmlformats.org/drawingml/2006/main" noChangeAspect="1"/>
+                  </wp:cNvGraphicFramePr>
+                  <a:graphic xmlns:a="http://schemas.openxmlformats.org/drawingml/2006/main">
+                    <a:graphicData uri="http://schemas.openxmlformats.org/drawingml/2006/picture">
+                      <pic:pic xmlns:pic="http://schemas.openxmlformats.org/drawingml/2006/picture">
+                        <pic:nvPicPr>
+                          <pic:cNvPr id="0" name="Picture 1"/>
+                          <pic:cNvPicPr>
+                            <a:picLocks noChangeAspect="1" noChangeArrowheads="1"/>
+                          </pic:cNvPicPr>
+                        </pic:nvPicPr>
+                        <pic:blipFill>
+                          <a:blip r:embed="rId21">
+                            <a:extLst>
+                              <a:ext uri="{28A0092B-C50C-407E-A947-70E740481C1C}">
+                                <a14:useLocalDpi xmlns:a14="http://schemas.microsoft.com/office/drawing/2010/main" val="0"/>
+                              </a:ext>
+                            </a:extLst>
+                          </a:blip>
+                          <a:srcRect/>
+                          <a:stretch>
+                            <a:fillRect/>
+                          </a:stretch>
+                        </pic:blipFill>
+                        <pic:spPr bwMode="auto">
+                          <a:xfrm>
+                            <a:off x="0" y="0"/>
+                            <a:ext cx="3261386" cy="1052023"/>
+                          </a:xfrm>
+                          <a:prstGeom prst="rect">
+                            <a:avLst/>
+                          </a:prstGeom>
+                          <a:noFill/>
+                          <a:ln>
+                            <a:noFill/>
+                          </a:ln>
+                        </pic:spPr>
+                      </pic:pic>
+                    </a:graphicData>
+                  </a:graphic>
+                </wp:inline>
+              </w:drawing>
+            </w:r>
+          </w:p>
+        </w:tc>
+        <w:tc>
+          <w:tcPr>
+            <w:tcW w:w="817" w:type="dxa"/>
+          </w:tcPr>
+          <w:p/>
+        </w:tc>
+      </w:tr>
+      <w:tr>
+        <w:trPr>
+          <w:jc w:val="center"/>
+        </w:trPr>
+        <w:tc>
+          <w:tcPr>
+            <w:tcW w:w="562" w:type="dxa"/>
+          </w:tcPr>
+          <w:p>
+            <w:pPr>
+              <w:rPr>
+                <w:lang w:val="id-ID"/>
+              </w:rPr>
+            </w:pPr>
+            <w:r>
+              <w:rPr>
+                <w:lang w:val="id-ID"/>
+              </w:rPr>
+              <w:t>15</w:t>
+            </w:r>
+          </w:p>
+        </w:tc>
+        <w:tc>
+          <w:tcPr>
+            <w:tcW w:w="1174" w:type="dxa"/>
+          </w:tcPr>
+          <w:p>
+            <w:pPr>
+              <w:rPr>
+                <w:lang w:val="id-ID"/>
+              </w:rPr>
+            </w:pPr>
+            <w:r>
+              <w:rPr>
+                <w:lang w:val="id-ID"/>
+              </w:rPr>
+              <w:t>Membuat view dengan judul list barang</w:t>
+            </w:r>
+          </w:p>
+        </w:tc>
+        <w:tc>
+          <w:tcPr>
+            <w:tcW w:w="6077" w:type="dxa"/>
+          </w:tcPr>
+          <w:p>
+            <w:pPr>
+              <w:rPr>
+                <w:noProof/>
+              </w:rPr>
+            </w:pPr>
+            <w:r>
+              <w:rPr>
+                <w:noProof/>
+              </w:rPr>
+              <w:drawing>
+                <wp:inline distT="0" distB="0" distL="0" distR="0" wp14:anchorId="0169CED1" wp14:editId="6B3358F6">
+                  <wp:extent cx="3197758" cy="534035"/>
+                  <wp:effectExtent l="0" t="0" r="3175" b="0"/>
+                  <wp:docPr id="8" name="Picture 8"/>
+                  <wp:cNvGraphicFramePr>
+                    <a:graphicFrameLocks xmlns:a="http://schemas.openxmlformats.org/drawingml/2006/main" noChangeAspect="1"/>
+                  </wp:cNvGraphicFramePr>
+                  <a:graphic xmlns:a="http://schemas.openxmlformats.org/drawingml/2006/main">
+                    <a:graphicData uri="http://schemas.openxmlformats.org/drawingml/2006/picture">
+                      <pic:pic xmlns:pic="http://schemas.openxmlformats.org/drawingml/2006/picture">
+                        <pic:nvPicPr>
+                          <pic:cNvPr id="0" name="Picture 3"/>
+                          <pic:cNvPicPr>
+                            <a:picLocks noChangeAspect="1" noChangeArrowheads="1"/>
+                          </pic:cNvPicPr>
+                        </pic:nvPicPr>
+                        <pic:blipFill>
+                          <a:blip r:embed="rId22">
+                            <a:extLst>
+                              <a:ext uri="{28A0092B-C50C-407E-A947-70E740481C1C}">
+                                <a14:useLocalDpi xmlns:a14="http://schemas.microsoft.com/office/drawing/2010/main" val="0"/>
+                              </a:ext>
+                            </a:extLst>
+                          </a:blip>
+                          <a:srcRect/>
+                          <a:stretch>
+                            <a:fillRect/>
+                          </a:stretch>
+                        </pic:blipFill>
+                        <pic:spPr bwMode="auto">
+                          <a:xfrm>
+                            <a:off x="0" y="0"/>
+                            <a:ext cx="3234478" cy="540167"/>
+                          </a:xfrm>
+                          <a:prstGeom prst="rect">
+                            <a:avLst/>
+                          </a:prstGeom>
+                          <a:noFill/>
+                          <a:ln>
+                            <a:noFill/>
+                          </a:ln>
+                        </pic:spPr>
+                      </pic:pic>
+                    </a:graphicData>
+                  </a:graphic>
+                </wp:inline>
+              </w:drawing>
+            </w:r>
+          </w:p>
+        </w:tc>
+        <w:tc>
+          <w:tcPr>
+            <w:tcW w:w="817" w:type="dxa"/>
+          </w:tcPr>
+          <w:p/>
+        </w:tc>
+      </w:tr>
+      <w:tr>
+        <w:trPr>
+          <w:jc w:val="center"/>
+        </w:trPr>
+        <w:tc>
+          <w:tcPr>
+            <w:tcW w:w="562" w:type="dxa"/>
+          </w:tcPr>
+          <w:p>
+            <w:pPr>
+              <w:rPr>
+                <w:lang w:val="id-ID"/>
+              </w:rPr>
+            </w:pPr>
+            <w:r>
+              <w:rPr>
+                <w:lang w:val="id-ID"/>
+              </w:rPr>
+              <w:t>16</w:t>
+            </w:r>
+          </w:p>
+        </w:tc>
+        <w:tc>
+          <w:tcPr>
+            <w:tcW w:w="1174" w:type="dxa"/>
+          </w:tcPr>
+          <w:p>
+            <w:pPr>
+              <w:rPr>
+                <w:lang w:val="id-ID"/>
+              </w:rPr>
+            </w:pPr>
+          </w:p>
+        </w:tc>
+        <w:tc>
+          <w:tcPr>
+            <w:tcW w:w="6077" w:type="dxa"/>
+          </w:tcPr>
+          <w:p>
+            <w:pPr>
+              <w:rPr>
+                <w:noProof/>
+              </w:rPr>
+            </w:pPr>
+          </w:p>
+        </w:tc>
+        <w:tc>
+          <w:tcPr>
+            <w:tcW w:w="817" w:type="dxa"/>
+          </w:tcPr>
+          <w:p/>
+        </w:tc>
+      </w:tr>
+      <w:tr>
+        <w:trPr>
+          <w:jc w:val="center"/>
+        </w:trPr>
+        <w:tc>
+          <w:tcPr>
+            <w:tcW w:w="562" w:type="dxa"/>
+          </w:tcPr>
+          <w:p>
+            <w:pPr>
+              <w:rPr>
+                <w:lang w:val="id-ID"/>
+              </w:rPr>
+            </w:pPr>
+            <w:r>
+              <w:rPr>
+                <w:lang w:val="id-ID"/>
+              </w:rPr>
+              <w:t>17</w:t>
+            </w:r>
+          </w:p>
+        </w:tc>
+        <w:tc>
+          <w:tcPr>
+            <w:tcW w:w="1174" w:type="dxa"/>
+          </w:tcPr>
+          <w:p>
+            <w:pPr>
+              <w:rPr>
+                <w:lang w:val="id-ID"/>
+              </w:rPr>
+            </w:pPr>
+          </w:p>
+        </w:tc>
+        <w:tc>
+          <w:tcPr>
+            <w:tcW w:w="6077" w:type="dxa"/>
+          </w:tcPr>
+          <w:p>
+            <w:pPr>
+              <w:rPr>
+                <w:noProof/>
+              </w:rPr>
+            </w:pPr>
+          </w:p>
+        </w:tc>
+        <w:tc>
+          <w:tcPr>
+            <w:tcW w:w="817" w:type="dxa"/>
+          </w:tcPr>
+          <w:p>
+            <w:pPr>
+              <w:rPr>
+                <w:lang w:val="id-ID"/>
+              </w:rPr>
+            </w:pPr>
+          </w:p>
+        </w:tc>
+      </w:tr>
+      <w:tr>
+        <w:trPr>
+          <w:jc w:val="center"/>
+        </w:trPr>
+        <w:tc>
+          <w:tcPr>
+            <w:tcW w:w="562" w:type="dxa"/>
+          </w:tcPr>
+          <w:p>
+            <w:pPr>
+              <w:rPr>
+                <w:lang w:val="id-ID"/>
+              </w:rPr>
+            </w:pPr>
+            <w:r>
+              <w:rPr>
+                <w:lang w:val="id-ID"/>
+              </w:rPr>
+              <w:t>18</w:t>
+            </w:r>
+          </w:p>
+        </w:tc>
+        <w:tc>
+          <w:tcPr>
+            <w:tcW w:w="1174" w:type="dxa"/>
+          </w:tcPr>
+          <w:p>
+            <w:pPr>
+              <w:rPr>
+                <w:lang w:val="id-ID"/>
+              </w:rPr>
+            </w:pPr>
+          </w:p>
+        </w:tc>
+        <w:tc>
+          <w:tcPr>
+            <w:tcW w:w="6077" w:type="dxa"/>
+          </w:tcPr>
+          <w:p>
+            <w:pPr>
+              <w:rPr>
+                <w:noProof/>
+              </w:rPr>
+            </w:pPr>
+          </w:p>
+        </w:tc>
+        <w:tc>
+          <w:tcPr>
+            <w:tcW w:w="817" w:type="dxa"/>
+          </w:tcPr>
+          <w:p>
+            <w:pPr>
+              <w:rPr>
+                <w:lang w:val="id-ID"/>
+              </w:rPr>
+            </w:pPr>
+          </w:p>
         </w:tc>
       </w:tr>
     </w:tbl>
@@ -1617,6 +2013,7 @@
     <w:p/>
     <w:p>
       <w:r>
+        <w:lastRenderedPageBreak/>
         <w:t>C. REFLEKSI MAHASISWA</w:t>
       </w:r>
     </w:p>
@@ -1762,7 +2159,6 @@
     </w:p>
     <w:p>
       <w:r>
-        <w:lastRenderedPageBreak/>
         <w:t>https://github.com/</w:t>
       </w:r>
       <w:r>
@@ -1770,8 +2166,8 @@
       </w:r>
     </w:p>
     <w:sectPr>
-      <w:headerReference w:type="default" r:id="rId21"/>
-      <w:footerReference w:type="default" r:id="rId22"/>
+      <w:headerReference w:type="default" r:id="rId23"/>
+      <w:footerReference w:type="default" r:id="rId24"/>
       <w:pgSz w:w="12240" w:h="15840"/>
       <w:pgMar w:top="1440" w:right="1800" w:bottom="1440" w:left="1800" w:header="720" w:footer="720" w:gutter="0"/>
       <w:cols w:space="720"/>
